--- a/ЭФБО_10_23_ЕреминКД_ПЗ_2.docx
+++ b/ЭФБО_10_23_ЕреминКД_ПЗ_2.docx
@@ -19,7 +19,28 @@
           <w:sz w:val="32"/>
           <w:szCs w:val="32"/>
         </w:rPr>
-        <w:t>Практическое задание № 1.</w:t>
+        <w:t xml:space="preserve">Практическое задание № </w:t>
+      </w:r>
+      <w:r>
+        <w:rPr>
+          <w:rFonts w:ascii="Times New Roman" w:hAnsi="Times New Roman" w:cs="Times New Roman"/>
+          <w:b/>
+          <w:sz w:val="32"/>
+          <w:szCs w:val="32"/>
+          <w:lang w:val="en-US"/>
+        </w:rPr>
+        <w:t>2</w:t>
+      </w:r>
+      <w:bookmarkStart w:id="0" w:name="_GoBack"/>
+      <w:bookmarkEnd w:id="0"/>
+      <w:r>
+        <w:rPr>
+          <w:rFonts w:ascii="Times New Roman" w:hAnsi="Times New Roman" w:cs="Times New Roman"/>
+          <w:b/>
+          <w:sz w:val="32"/>
+          <w:szCs w:val="32"/>
+        </w:rPr>
+        <w:t>.</w:t>
       </w:r>
     </w:p>
     <w:p>
@@ -341,8 +362,10 @@
       <w:r>
         <w:rPr>
           <w:rFonts w:ascii="Times New Roman" w:hAnsi="Times New Roman" w:cs="Times New Roman"/>
-          <w:sz w:val="28"/>
-          <w:szCs w:val="28"/>
+          <w:noProof/>
+          <w:sz w:val="28"/>
+          <w:szCs w:val="28"/>
+          <w:lang w:eastAsia="ru-RU"/>
         </w:rPr>
         <w:drawing>
           <wp:inline distT="0" distB="0" distL="0" distR="0" wp14:anchorId="578854A5" wp14:editId="102F2F52">
@@ -461,8 +484,10 @@
       <w:r>
         <w:rPr>
           <w:rFonts w:ascii="Times New Roman" w:hAnsi="Times New Roman" w:cs="Times New Roman"/>
-          <w:sz w:val="28"/>
-          <w:szCs w:val="28"/>
+          <w:noProof/>
+          <w:sz w:val="28"/>
+          <w:szCs w:val="28"/>
+          <w:lang w:eastAsia="ru-RU"/>
         </w:rPr>
         <w:drawing>
           <wp:inline distT="0" distB="0" distL="0" distR="0" wp14:anchorId="485E6D57" wp14:editId="7877D076">
@@ -573,8 +598,10 @@
       <w:r>
         <w:rPr>
           <w:rFonts w:ascii="Times New Roman" w:hAnsi="Times New Roman" w:cs="Times New Roman"/>
-          <w:sz w:val="28"/>
-          <w:szCs w:val="28"/>
+          <w:noProof/>
+          <w:sz w:val="28"/>
+          <w:szCs w:val="28"/>
+          <w:lang w:eastAsia="ru-RU"/>
         </w:rPr>
         <w:drawing>
           <wp:inline distT="0" distB="0" distL="0" distR="0" wp14:anchorId="01DFAEBB" wp14:editId="70541942">
@@ -623,8 +650,10 @@
       <w:r>
         <w:rPr>
           <w:rFonts w:ascii="Times New Roman" w:hAnsi="Times New Roman" w:cs="Times New Roman"/>
-          <w:sz w:val="28"/>
-          <w:szCs w:val="28"/>
+          <w:noProof/>
+          <w:sz w:val="28"/>
+          <w:szCs w:val="28"/>
+          <w:lang w:eastAsia="ru-RU"/>
         </w:rPr>
         <w:drawing>
           <wp:inline distT="0" distB="0" distL="0" distR="0" wp14:anchorId="2EA34D30" wp14:editId="49D4F19E">
@@ -674,8 +703,10 @@
       <w:r>
         <w:rPr>
           <w:rFonts w:ascii="Times New Roman" w:hAnsi="Times New Roman" w:cs="Times New Roman"/>
-          <w:sz w:val="28"/>
-          <w:szCs w:val="28"/>
+          <w:noProof/>
+          <w:sz w:val="28"/>
+          <w:szCs w:val="28"/>
+          <w:lang w:eastAsia="ru-RU"/>
         </w:rPr>
         <w:drawing>
           <wp:inline distT="0" distB="0" distL="0" distR="0" wp14:anchorId="2EEA627B" wp14:editId="195B172C">
@@ -1049,8 +1080,6 @@
               </w:rPr>
               <w:t>Подобрать более приятные и сочетающиеся между собой цвета для элементов интерфейса</w:t>
             </w:r>
-            <w:bookmarkStart w:id="0" w:name="_GoBack"/>
-            <w:bookmarkEnd w:id="0"/>
           </w:p>
         </w:tc>
       </w:tr>
